--- a/CSV108_docx/006_Project_Scope_Statement.docx
+++ b/CSV108_docx/006_Project_Scope_Statement.docx
@@ -2697,6 +2697,21 @@
     </w:p>
     <w:p>
       <w:pPr>
+        <w:spacing w:after="120" w:line="300" w:lineRule="auto"/>
+      </w:pPr>
+      <w:r>
+        <w:rPr>
+          <w:rFonts w:ascii="Calibri" w:hAnsi="Calibri"/>
+          <w:b w:val="0"/>
+          <w:i w:val="0"/>
+          <w:color w:val="000000"/>
+          <w:sz w:val="22"/>
+        </w:rPr>
+        <w:t>Out-of-scope items are excluded because they are controlled by separate validated systems, separate GMP processes or future project charters. Each exclusion is valid only if the boundary control remains effective; for example, CDS raw data remains controlled in ChromLink, SAP final batch release remains controlled in SAP, and eQMS investigation records remain controlled in QualiTrack.</w:t>
+      </w:r>
+    </w:p>
+    <w:p>
+      <w:pPr>
         <w:pStyle w:val="Heading1"/>
       </w:pPr>
       <w:r>
@@ -2778,7 +2793,556 @@
         <w:pStyle w:val="Heading1"/>
       </w:pPr>
       <w:r>
-        <w:t>8. Related documents</w:t>
+        <w:t>8. Environment and responsibility boundaries</w:t>
+      </w:r>
+    </w:p>
+    <w:tbl>
+      <w:tblPr>
+        <w:tblStyle w:val="TableGrid"/>
+        <w:tblW w:type="dxa" w:w="9360"/>
+        <w:tblLayout w:type="fixed"/>
+        <w:tblLook w:firstColumn="1" w:firstRow="1" w:lastColumn="0" w:lastRow="0" w:noHBand="0" w:noVBand="1" w:val="04A0"/>
+        <w:tblInd w:w="120" w:type="dxa"/>
+      </w:tblPr>
+      <w:tblGrid>
+        <w:gridCol w:w="1733"/>
+        <w:gridCol w:w="3813"/>
+        <w:gridCol w:w="3814"/>
+      </w:tblGrid>
+      <w:tr>
+        <w:trPr>
+          <w:tblHeader w:val="true"/>
+        </w:trPr>
+        <w:tc>
+          <w:tcPr>
+            <w:tcW w:type="dxa" w:w="1733"/>
+            <w:shd w:fill="E8EEF5"/>
+            <w:vAlign w:val="center"/>
+            <w:tcMar>
+              <w:top w:w="80" w:type="dxa"/>
+              <w:bottom w:w="80" w:type="dxa"/>
+              <w:start w:w="120" w:type="dxa"/>
+              <w:end w:w="120" w:type="dxa"/>
+            </w:tcMar>
+          </w:tcPr>
+          <w:p>
+            <w:pPr>
+              <w:spacing w:after="0" w:line="276" w:lineRule="auto"/>
+              <w:jc w:val="left"/>
+            </w:pPr>
+            <w:r/>
+            <w:r>
+              <w:rPr>
+                <w:rFonts w:ascii="Calibri" w:hAnsi="Calibri"/>
+                <w:b/>
+                <w:color w:val="000000"/>
+                <w:sz w:val="19"/>
+              </w:rPr>
+              <w:t>Boundary</w:t>
+            </w:r>
+          </w:p>
+        </w:tc>
+        <w:tc>
+          <w:tcPr>
+            <w:tcW w:type="dxa" w:w="3813"/>
+            <w:shd w:fill="E8EEF5"/>
+            <w:vAlign w:val="center"/>
+            <w:tcMar>
+              <w:top w:w="80" w:type="dxa"/>
+              <w:bottom w:w="80" w:type="dxa"/>
+              <w:start w:w="120" w:type="dxa"/>
+              <w:end w:w="120" w:type="dxa"/>
+            </w:tcMar>
+          </w:tcPr>
+          <w:p>
+            <w:pPr>
+              <w:spacing w:after="0" w:line="276" w:lineRule="auto"/>
+              <w:jc w:val="left"/>
+            </w:pPr>
+            <w:r/>
+            <w:r>
+              <w:rPr>
+                <w:rFonts w:ascii="Calibri" w:hAnsi="Calibri"/>
+                <w:b/>
+                <w:color w:val="000000"/>
+                <w:sz w:val="19"/>
+              </w:rPr>
+              <w:t>Included</w:t>
+            </w:r>
+          </w:p>
+        </w:tc>
+        <w:tc>
+          <w:tcPr>
+            <w:tcW w:type="dxa" w:w="3814"/>
+            <w:shd w:fill="E8EEF5"/>
+            <w:vAlign w:val="center"/>
+            <w:tcMar>
+              <w:top w:w="80" w:type="dxa"/>
+              <w:bottom w:w="80" w:type="dxa"/>
+              <w:start w:w="120" w:type="dxa"/>
+              <w:end w:w="120" w:type="dxa"/>
+            </w:tcMar>
+          </w:tcPr>
+          <w:p>
+            <w:pPr>
+              <w:spacing w:after="0" w:line="276" w:lineRule="auto"/>
+              <w:jc w:val="left"/>
+            </w:pPr>
+            <w:r/>
+            <w:r>
+              <w:rPr>
+                <w:rFonts w:ascii="Calibri" w:hAnsi="Calibri"/>
+                <w:b/>
+                <w:color w:val="000000"/>
+                <w:sz w:val="19"/>
+              </w:rPr>
+              <w:t>Excluded or leveraged</w:t>
+            </w:r>
+          </w:p>
+        </w:tc>
+      </w:tr>
+      <w:tr>
+        <w:tc>
+          <w:tcPr>
+            <w:tcW w:type="dxa" w:w="1733"/>
+            <w:vAlign w:val="center"/>
+            <w:tcMar>
+              <w:top w:w="80" w:type="dxa"/>
+              <w:bottom w:w="80" w:type="dxa"/>
+              <w:start w:w="120" w:type="dxa"/>
+              <w:end w:w="120" w:type="dxa"/>
+            </w:tcMar>
+          </w:tcPr>
+          <w:p>
+            <w:pPr>
+              <w:spacing w:after="0" w:line="276" w:lineRule="auto"/>
+              <w:jc w:val="left"/>
+            </w:pPr>
+            <w:r/>
+            <w:r>
+              <w:rPr>
+                <w:rFonts w:ascii="Calibri" w:hAnsi="Calibri"/>
+                <w:b w:val="0"/>
+                <w:color w:val="000000"/>
+                <w:sz w:val="19"/>
+              </w:rPr>
+              <w:t>Development/test tenant</w:t>
+            </w:r>
+          </w:p>
+        </w:tc>
+        <w:tc>
+          <w:tcPr>
+            <w:tcW w:type="dxa" w:w="3813"/>
+            <w:vAlign w:val="center"/>
+            <w:tcMar>
+              <w:top w:w="80" w:type="dxa"/>
+              <w:bottom w:w="80" w:type="dxa"/>
+              <w:start w:w="120" w:type="dxa"/>
+              <w:end w:w="120" w:type="dxa"/>
+            </w:tcMar>
+          </w:tcPr>
+          <w:p>
+            <w:pPr>
+              <w:spacing w:after="0" w:line="276" w:lineRule="auto"/>
+              <w:jc w:val="left"/>
+            </w:pPr>
+            <w:r/>
+            <w:r>
+              <w:rPr>
+                <w:rFonts w:ascii="Calibri" w:hAnsi="Calibri"/>
+                <w:b w:val="0"/>
+                <w:color w:val="000000"/>
+                <w:sz w:val="19"/>
+              </w:rPr>
+              <w:t>Configuration build, supplier dry runs, interface trials and validation test execution</w:t>
+            </w:r>
+          </w:p>
+        </w:tc>
+        <w:tc>
+          <w:tcPr>
+            <w:tcW w:type="dxa" w:w="3814"/>
+            <w:vAlign w:val="center"/>
+            <w:tcMar>
+              <w:top w:w="80" w:type="dxa"/>
+              <w:bottom w:w="80" w:type="dxa"/>
+              <w:start w:w="120" w:type="dxa"/>
+              <w:end w:w="120" w:type="dxa"/>
+            </w:tcMar>
+          </w:tcPr>
+          <w:p>
+            <w:pPr>
+              <w:spacing w:after="0" w:line="276" w:lineRule="auto"/>
+              <w:jc w:val="left"/>
+            </w:pPr>
+            <w:r/>
+            <w:r>
+              <w:rPr>
+                <w:rFonts w:ascii="Calibri" w:hAnsi="Calibri"/>
+                <w:b w:val="0"/>
+                <w:color w:val="000000"/>
+                <w:sz w:val="19"/>
+              </w:rPr>
+              <w:t>Production GMP record creation</w:t>
+            </w:r>
+          </w:p>
+        </w:tc>
+      </w:tr>
+      <w:tr>
+        <w:tc>
+          <w:tcPr>
+            <w:tcW w:type="dxa" w:w="1733"/>
+            <w:vAlign w:val="center"/>
+            <w:tcMar>
+              <w:top w:w="80" w:type="dxa"/>
+              <w:bottom w:w="80" w:type="dxa"/>
+              <w:start w:w="120" w:type="dxa"/>
+              <w:end w:w="120" w:type="dxa"/>
+            </w:tcMar>
+          </w:tcPr>
+          <w:p>
+            <w:pPr>
+              <w:spacing w:after="0" w:line="276" w:lineRule="auto"/>
+              <w:jc w:val="left"/>
+            </w:pPr>
+            <w:r/>
+            <w:r>
+              <w:rPr>
+                <w:rFonts w:ascii="Calibri" w:hAnsi="Calibri"/>
+                <w:b w:val="0"/>
+                <w:color w:val="000000"/>
+                <w:sz w:val="19"/>
+              </w:rPr>
+              <w:t>Production tenant</w:t>
+            </w:r>
+          </w:p>
+        </w:tc>
+        <w:tc>
+          <w:tcPr>
+            <w:tcW w:type="dxa" w:w="3813"/>
+            <w:vAlign w:val="center"/>
+            <w:tcMar>
+              <w:top w:w="80" w:type="dxa"/>
+              <w:bottom w:w="80" w:type="dxa"/>
+              <w:start w:w="120" w:type="dxa"/>
+              <w:end w:w="120" w:type="dxa"/>
+            </w:tcMar>
+          </w:tcPr>
+          <w:p>
+            <w:pPr>
+              <w:spacing w:after="0" w:line="276" w:lineRule="auto"/>
+              <w:jc w:val="left"/>
+            </w:pPr>
+            <w:r/>
+            <w:r>
+              <w:rPr>
+                <w:rFonts w:ascii="Calibri" w:hAnsi="Calibri"/>
+                <w:b w:val="0"/>
+                <w:color w:val="000000"/>
+                <w:sz w:val="19"/>
+              </w:rPr>
+              <w:t>Approved configuration, live records, operational monitoring and support</w:t>
+            </w:r>
+          </w:p>
+        </w:tc>
+        <w:tc>
+          <w:tcPr>
+            <w:tcW w:type="dxa" w:w="3814"/>
+            <w:vAlign w:val="center"/>
+            <w:tcMar>
+              <w:top w:w="80" w:type="dxa"/>
+              <w:bottom w:w="80" w:type="dxa"/>
+              <w:start w:w="120" w:type="dxa"/>
+              <w:end w:w="120" w:type="dxa"/>
+            </w:tcMar>
+          </w:tcPr>
+          <w:p>
+            <w:pPr>
+              <w:spacing w:after="0" w:line="276" w:lineRule="auto"/>
+              <w:jc w:val="left"/>
+            </w:pPr>
+            <w:r/>
+            <w:r>
+              <w:rPr>
+                <w:rFonts w:ascii="Calibri" w:hAnsi="Calibri"/>
+                <w:b w:val="0"/>
+                <w:color w:val="000000"/>
+                <w:sz w:val="19"/>
+              </w:rPr>
+              <w:t>Unapproved configuration changes or uncontrolled test data</w:t>
+            </w:r>
+          </w:p>
+        </w:tc>
+      </w:tr>
+      <w:tr>
+        <w:tc>
+          <w:tcPr>
+            <w:tcW w:type="dxa" w:w="1733"/>
+            <w:vAlign w:val="center"/>
+            <w:tcMar>
+              <w:top w:w="80" w:type="dxa"/>
+              <w:bottom w:w="80" w:type="dxa"/>
+              <w:start w:w="120" w:type="dxa"/>
+              <w:end w:w="120" w:type="dxa"/>
+            </w:tcMar>
+          </w:tcPr>
+          <w:p>
+            <w:pPr>
+              <w:spacing w:after="0" w:line="276" w:lineRule="auto"/>
+              <w:jc w:val="left"/>
+            </w:pPr>
+            <w:r/>
+            <w:r>
+              <w:rPr>
+                <w:rFonts w:ascii="Calibri" w:hAnsi="Calibri"/>
+                <w:b w:val="0"/>
+                <w:color w:val="000000"/>
+                <w:sz w:val="19"/>
+              </w:rPr>
+              <w:t>Corporate infrastructure</w:t>
+            </w:r>
+          </w:p>
+        </w:tc>
+        <w:tc>
+          <w:tcPr>
+            <w:tcW w:type="dxa" w:w="3813"/>
+            <w:vAlign w:val="center"/>
+            <w:tcMar>
+              <w:top w:w="80" w:type="dxa"/>
+              <w:bottom w:w="80" w:type="dxa"/>
+              <w:start w:w="120" w:type="dxa"/>
+              <w:end w:w="120" w:type="dxa"/>
+            </w:tcMar>
+          </w:tcPr>
+          <w:p>
+            <w:pPr>
+              <w:spacing w:after="0" w:line="276" w:lineRule="auto"/>
+              <w:jc w:val="left"/>
+            </w:pPr>
+            <w:r/>
+            <w:r>
+              <w:rPr>
+                <w:rFonts w:ascii="Calibri" w:hAnsi="Calibri"/>
+                <w:b w:val="0"/>
+                <w:color w:val="000000"/>
+                <w:sz w:val="19"/>
+              </w:rPr>
+              <w:t>Identity, network, backup, monitoring and security controls supporting QCLabOne</w:t>
+            </w:r>
+          </w:p>
+        </w:tc>
+        <w:tc>
+          <w:tcPr>
+            <w:tcW w:type="dxa" w:w="3814"/>
+            <w:vAlign w:val="center"/>
+            <w:tcMar>
+              <w:top w:w="80" w:type="dxa"/>
+              <w:bottom w:w="80" w:type="dxa"/>
+              <w:start w:w="120" w:type="dxa"/>
+              <w:end w:w="120" w:type="dxa"/>
+            </w:tcMar>
+          </w:tcPr>
+          <w:p>
+            <w:pPr>
+              <w:spacing w:after="0" w:line="276" w:lineRule="auto"/>
+              <w:jc w:val="left"/>
+            </w:pPr>
+            <w:r/>
+            <w:r>
+              <w:rPr>
+                <w:rFonts w:ascii="Calibri" w:hAnsi="Calibri"/>
+                <w:b w:val="0"/>
+                <w:color w:val="000000"/>
+                <w:sz w:val="19"/>
+              </w:rPr>
+              <w:t>Core corporate service revalidation unless impacted by this project</w:t>
+            </w:r>
+          </w:p>
+        </w:tc>
+      </w:tr>
+      <w:tr>
+        <w:tc>
+          <w:tcPr>
+            <w:tcW w:type="dxa" w:w="1733"/>
+            <w:vAlign w:val="center"/>
+            <w:tcMar>
+              <w:top w:w="80" w:type="dxa"/>
+              <w:bottom w:w="80" w:type="dxa"/>
+              <w:start w:w="120" w:type="dxa"/>
+              <w:end w:w="120" w:type="dxa"/>
+            </w:tcMar>
+          </w:tcPr>
+          <w:p>
+            <w:pPr>
+              <w:spacing w:after="0" w:line="276" w:lineRule="auto"/>
+              <w:jc w:val="left"/>
+            </w:pPr>
+            <w:r/>
+            <w:r>
+              <w:rPr>
+                <w:rFonts w:ascii="Calibri" w:hAnsi="Calibri"/>
+                <w:b w:val="0"/>
+                <w:color w:val="000000"/>
+                <w:sz w:val="19"/>
+              </w:rPr>
+              <w:t>Supplier cloud operations</w:t>
+            </w:r>
+          </w:p>
+        </w:tc>
+        <w:tc>
+          <w:tcPr>
+            <w:tcW w:type="dxa" w:w="3813"/>
+            <w:vAlign w:val="center"/>
+            <w:tcMar>
+              <w:top w:w="80" w:type="dxa"/>
+              <w:bottom w:w="80" w:type="dxa"/>
+              <w:start w:w="120" w:type="dxa"/>
+              <w:end w:w="120" w:type="dxa"/>
+            </w:tcMar>
+          </w:tcPr>
+          <w:p>
+            <w:pPr>
+              <w:spacing w:after="0" w:line="276" w:lineRule="auto"/>
+              <w:jc w:val="left"/>
+            </w:pPr>
+            <w:r/>
+            <w:r>
+              <w:rPr>
+                <w:rFonts w:ascii="Calibri" w:hAnsi="Calibri"/>
+                <w:b w:val="0"/>
+                <w:color w:val="000000"/>
+                <w:sz w:val="19"/>
+              </w:rPr>
+              <w:t>Hosting, platform maintenance, security notification and service availability</w:t>
+            </w:r>
+          </w:p>
+        </w:tc>
+        <w:tc>
+          <w:tcPr>
+            <w:tcW w:type="dxa" w:w="3814"/>
+            <w:vAlign w:val="center"/>
+            <w:tcMar>
+              <w:top w:w="80" w:type="dxa"/>
+              <w:bottom w:w="80" w:type="dxa"/>
+              <w:start w:w="120" w:type="dxa"/>
+              <w:end w:w="120" w:type="dxa"/>
+            </w:tcMar>
+          </w:tcPr>
+          <w:p>
+            <w:pPr>
+              <w:spacing w:after="0" w:line="276" w:lineRule="auto"/>
+              <w:jc w:val="left"/>
+            </w:pPr>
+            <w:r/>
+            <w:r>
+              <w:rPr>
+                <w:rFonts w:ascii="Calibri" w:hAnsi="Calibri"/>
+                <w:b w:val="0"/>
+                <w:color w:val="000000"/>
+                <w:sz w:val="19"/>
+              </w:rPr>
+              <w:t>Site GxP acceptance and release decision</w:t>
+            </w:r>
+          </w:p>
+        </w:tc>
+      </w:tr>
+      <w:tr>
+        <w:tc>
+          <w:tcPr>
+            <w:tcW w:type="dxa" w:w="1733"/>
+            <w:vAlign w:val="center"/>
+            <w:tcMar>
+              <w:top w:w="80" w:type="dxa"/>
+              <w:bottom w:w="80" w:type="dxa"/>
+              <w:start w:w="120" w:type="dxa"/>
+              <w:end w:w="120" w:type="dxa"/>
+            </w:tcMar>
+          </w:tcPr>
+          <w:p>
+            <w:pPr>
+              <w:spacing w:after="0" w:line="276" w:lineRule="auto"/>
+              <w:jc w:val="left"/>
+            </w:pPr>
+            <w:r/>
+            <w:r>
+              <w:rPr>
+                <w:rFonts w:ascii="Calibri" w:hAnsi="Calibri"/>
+                <w:b w:val="0"/>
+                <w:color w:val="000000"/>
+                <w:sz w:val="19"/>
+              </w:rPr>
+              <w:t>Legacy LIMS</w:t>
+            </w:r>
+          </w:p>
+        </w:tc>
+        <w:tc>
+          <w:tcPr>
+            <w:tcW w:type="dxa" w:w="3813"/>
+            <w:vAlign w:val="center"/>
+            <w:tcMar>
+              <w:top w:w="80" w:type="dxa"/>
+              <w:bottom w:w="80" w:type="dxa"/>
+              <w:start w:w="120" w:type="dxa"/>
+              <w:end w:w="120" w:type="dxa"/>
+            </w:tcMar>
+          </w:tcPr>
+          <w:p>
+            <w:pPr>
+              <w:spacing w:after="0" w:line="276" w:lineRule="auto"/>
+              <w:jc w:val="left"/>
+            </w:pPr>
+            <w:r/>
+            <w:r>
+              <w:rPr>
+                <w:rFonts w:ascii="Calibri" w:hAnsi="Calibri"/>
+                <w:b w:val="0"/>
+                <w:color w:val="000000"/>
+                <w:sz w:val="19"/>
+              </w:rPr>
+              <w:t>Read-only access, migration, archive and retirement controls</w:t>
+            </w:r>
+          </w:p>
+        </w:tc>
+        <w:tc>
+          <w:tcPr>
+            <w:tcW w:type="dxa" w:w="3814"/>
+            <w:vAlign w:val="center"/>
+            <w:tcMar>
+              <w:top w:w="80" w:type="dxa"/>
+              <w:bottom w:w="80" w:type="dxa"/>
+              <w:start w:w="120" w:type="dxa"/>
+              <w:end w:w="120" w:type="dxa"/>
+            </w:tcMar>
+          </w:tcPr>
+          <w:p>
+            <w:pPr>
+              <w:spacing w:after="0" w:line="276" w:lineRule="auto"/>
+              <w:jc w:val="left"/>
+            </w:pPr>
+            <w:r/>
+            <w:r>
+              <w:rPr>
+                <w:rFonts w:ascii="Calibri" w:hAnsi="Calibri"/>
+                <w:b w:val="0"/>
+                <w:color w:val="000000"/>
+                <w:sz w:val="19"/>
+              </w:rPr>
+              <w:t>New GMP result entry after QCLabOne go-live</w:t>
+            </w:r>
+          </w:p>
+        </w:tc>
+      </w:tr>
+    </w:tbl>
+    <w:p>
+      <w:pPr>
+        <w:spacing w:after="80"/>
+      </w:pPr>
+    </w:p>
+    <w:p>
+      <w:pPr>
+        <w:pStyle w:val="Heading1"/>
+      </w:pPr>
+      <w:r>
+        <w:t>9. Related documents</w:t>
       </w:r>
     </w:p>
     <w:tbl>
